--- a/Mark/Vue Node/Mark Haney.docx
+++ b/Mark/Vue Node/Mark Haney.docx
@@ -180,8 +180,6 @@
               </w:rPr>
               <w:t>+1 (430) 279-2231</w:t>
             </w:r>
-            <w:bookmarkStart w:id="0" w:name="_GoBack"/>
-            <w:bookmarkEnd w:id="0"/>
             <w:r>
               <w:rPr>
                 <w:rFonts w:ascii="Times New Roman" w:eastAsia="Times New Roman" w:hAnsi="Times New Roman" w:cs="Times New Roman"/>
@@ -254,12 +252,53 @@
           <w:rFonts w:ascii="Times New Roman" w:hAnsi="Times New Roman" w:cs="Times New Roman"/>
           <w:sz w:val="24"/>
         </w:rPr>
-        <w:t xml:space="preserve">Staff Software Engineer specializing in the property technology, SaaS, nonprofit CRM, civic technology, and managed IT services industries, with strong delivery across Angular 2–17, Node.js 8–20, </w:t>
+        <w:t xml:space="preserve">Staff Software Engineer specializing in the property technology, SaaS, nonprofit CRM, civic technology, and managed IT services industries, with strong delivery across </w:t>
+      </w:r>
+      <w:r>
+        <w:rPr>
+          <w:rFonts w:ascii="Times New Roman" w:hAnsi="Times New Roman" w:cs="Times New Roman"/>
+          <w:b/>
+          <w:sz w:val="24"/>
+        </w:rPr>
+        <w:t>Angular 2–</w:t>
+      </w:r>
+      <w:r>
+        <w:rPr>
+          <w:rFonts w:ascii="Times New Roman" w:hAnsi="Times New Roman" w:cs="Times New Roman"/>
+          <w:b/>
+          <w:sz w:val="24"/>
+        </w:rPr>
+        <w:t>21</w:t>
+      </w:r>
+      <w:r>
+        <w:rPr>
+          <w:rFonts w:ascii="Times New Roman" w:hAnsi="Times New Roman" w:cs="Times New Roman"/>
+          <w:b/>
+          <w:sz w:val="24"/>
+        </w:rPr>
+        <w:t>, Node.js 8–2</w:t>
+      </w:r>
+      <w:r>
+        <w:rPr>
+          <w:rFonts w:ascii="Times New Roman" w:hAnsi="Times New Roman" w:cs="Times New Roman"/>
+          <w:b/>
+          <w:sz w:val="24"/>
+        </w:rPr>
+        <w:t>2</w:t>
+      </w:r>
+      <w:r>
+        <w:rPr>
+          <w:rFonts w:ascii="Times New Roman" w:hAnsi="Times New Roman" w:cs="Times New Roman"/>
+          <w:b/>
+          <w:sz w:val="24"/>
+        </w:rPr>
+        <w:t xml:space="preserve">, </w:t>
       </w:r>
       <w:proofErr w:type="spellStart"/>
       <w:r>
         <w:rPr>
           <w:rFonts w:ascii="Times New Roman" w:hAnsi="Times New Roman" w:cs="Times New Roman"/>
+          <w:b/>
           <w:sz w:val="24"/>
         </w:rPr>
         <w:t>TypeScript</w:t>
@@ -268,6 +307,7 @@
       <w:r>
         <w:rPr>
           <w:rFonts w:ascii="Times New Roman" w:hAnsi="Times New Roman" w:cs="Times New Roman"/>
+          <w:b/>
           <w:sz w:val="24"/>
         </w:rPr>
         <w:t xml:space="preserve"> 2.7–5.x, Express 4.x, </w:t>
@@ -276,6 +316,7 @@
       <w:r>
         <w:rPr>
           <w:rFonts w:ascii="Times New Roman" w:hAnsi="Times New Roman" w:cs="Times New Roman"/>
+          <w:b/>
           <w:sz w:val="24"/>
         </w:rPr>
         <w:t>NestJS</w:t>
@@ -284,9 +325,17 @@
       <w:r>
         <w:rPr>
           <w:rFonts w:ascii="Times New Roman" w:hAnsi="Times New Roman" w:cs="Times New Roman"/>
-          <w:sz w:val="24"/>
-        </w:rPr>
-        <w:t xml:space="preserve"> 8–10, MongoDB 3.6–7, PostgreSQL 10–16, AWS, Docker, and CI/CD. Experienced in modernizing legacy AngularJS and older Node services into scalable full-stack platforms, improving performance, reducing production defects, mentoring engineers, and delivering secure customer-facing features with clean architecture, measurable business value, reliable release practices, and practical ownership from discovery through production support.</w:t>
+          <w:b/>
+          <w:sz w:val="24"/>
+        </w:rPr>
+        <w:t xml:space="preserve"> 8–10, MongoDB, PostgreSQL</w:t>
+      </w:r>
+      <w:r>
+        <w:rPr>
+          <w:rFonts w:ascii="Times New Roman" w:hAnsi="Times New Roman" w:cs="Times New Roman"/>
+          <w:sz w:val="24"/>
+        </w:rPr>
+        <w:t>, AWS, Docker, and CI/CD. Experienced in modernizing legacy AngularJS and older Node services into scalable full-stack platforms, improving performance, reducing production defects, mentoring engineers, and delivering secure customer-facing features with clean architecture, measurable business value, reliable release practices, and practical ownership from discovery through production support.</w:t>
       </w:r>
     </w:p>
     <w:p>
@@ -340,7 +389,13 @@
         <w:rPr>
           <w:rStyle w:val="Strong"/>
         </w:rPr>
-        <w:t>Angular 2–17</w:t>
+        <w:t>Angular 2–</w:t>
+      </w:r>
+      <w:r>
+        <w:rPr>
+          <w:rStyle w:val="Strong"/>
+        </w:rPr>
+        <w:t>21</w:t>
       </w:r>
       <w:r>
         <w:t xml:space="preserve">, AngularJS 1.5–1.8, </w:t>
@@ -392,7 +447,13 @@
         <w:rPr>
           <w:rStyle w:val="Strong"/>
         </w:rPr>
-        <w:t>Node.js 8–20</w:t>
+        <w:t>Node.js 8–2</w:t>
+      </w:r>
+      <w:r>
+        <w:rPr>
+          <w:rStyle w:val="Strong"/>
+        </w:rPr>
+        <w:t>2</w:t>
       </w:r>
       <w:r>
         <w:t xml:space="preserve">, Express 4.x, </w:t>
@@ -403,7 +464,7 @@
       </w:r>
       <w:proofErr w:type="spellEnd"/>
       <w:r>
-        <w:t xml:space="preserve"> 8–10, REST API, </w:t>
+        <w:t xml:space="preserve">, REST API, </w:t>
       </w:r>
       <w:proofErr w:type="spellStart"/>
       <w:r>
@@ -449,10 +510,12 @@
         <w:rPr>
           <w:rStyle w:val="Strong"/>
         </w:rPr>
-        <w:t>MongoDB 3.6–7</w:t>
-      </w:r>
-      <w:r>
-        <w:t xml:space="preserve">, PostgreSQL 10–16, MySQL 5.7–8, </w:t>
+        <w:t>MongoDB</w:t>
+      </w:r>
+      <w:bookmarkStart w:id="0" w:name="_GoBack"/>
+      <w:bookmarkEnd w:id="0"/>
+      <w:r>
+        <w:t xml:space="preserve">, PostgreSQL, MySQL, </w:t>
       </w:r>
       <w:proofErr w:type="spellStart"/>
       <w:r>
@@ -460,7 +523,7 @@
       </w:r>
       <w:proofErr w:type="spellEnd"/>
       <w:r>
-        <w:t xml:space="preserve"> 4–7, Mongoose, </w:t>
+        <w:t xml:space="preserve">, Mongoose, </w:t>
       </w:r>
       <w:proofErr w:type="spellStart"/>
       <w:r>
@@ -722,7 +785,13 @@
         <w:rPr>
           <w:rStyle w:val="Strong"/>
         </w:rPr>
-        <w:t>Angular 14–17</w:t>
+        <w:t>Angular 14–</w:t>
+      </w:r>
+      <w:r>
+        <w:rPr>
+          <w:rStyle w:val="Strong"/>
+        </w:rPr>
+        <w:t>21</w:t>
       </w:r>
       <w:r>
         <w:t xml:space="preserve">, </w:t>
@@ -731,7 +800,13 @@
         <w:rPr>
           <w:rStyle w:val="Strong"/>
         </w:rPr>
-        <w:t>Node.js 18–20</w:t>
+        <w:t>Node.js 18–2</w:t>
+      </w:r>
+      <w:r>
+        <w:rPr>
+          <w:rStyle w:val="Strong"/>
+        </w:rPr>
+        <w:t>2</w:t>
       </w:r>
       <w:r>
         <w:t xml:space="preserve">, </w:t>
@@ -744,12 +819,6 @@
         <w:t>TypeScript</w:t>
       </w:r>
       <w:proofErr w:type="spellEnd"/>
-      <w:r>
-        <w:rPr>
-          <w:rStyle w:val="Strong"/>
-        </w:rPr>
-        <w:t xml:space="preserve"> 4.9–5.x</w:t>
-      </w:r>
       <w:r>
         <w:t xml:space="preserve">, and </w:t>
       </w:r>
@@ -790,16 +859,7 @@
         <w:t>Angular component libraries</w:t>
       </w:r>
       <w:r>
-        <w:t xml:space="preserve"> with strict typing, reactive forms, and shared UI patterns, reducing duplicate frontend code by </w:t>
-      </w:r>
-      <w:r>
-        <w:rPr>
-          <w:rStyle w:val="Strong"/>
-        </w:rPr>
-        <w:t>28%</w:t>
-      </w:r>
-      <w:r>
-        <w:t xml:space="preserve"> across major product modules.</w:t>
+        <w:t xml:space="preserve"> with strict typing, reactive forms, and shared UI patterns, reducing duplicate frontend code by across major product modules.</w:t>
       </w:r>
     </w:p>
     <w:p>
@@ -829,16 +889,7 @@
         <w:t xml:space="preserve"> modules</w:t>
       </w:r>
       <w:r>
-        <w:t xml:space="preserve">, improving API consistency and reducing release defects by </w:t>
-      </w:r>
-      <w:r>
-        <w:rPr>
-          <w:rStyle w:val="Strong"/>
-        </w:rPr>
-        <w:t>23%</w:t>
-      </w:r>
-      <w:r>
-        <w:t>.</w:t>
+        <w:t>, improving API consistency and reducing release defects.</w:t>
       </w:r>
     </w:p>
     <w:p>
@@ -886,7 +937,6 @@
         <w:jc w:val="both"/>
       </w:pPr>
       <w:r>
-        <w:lastRenderedPageBreak/>
         <w:t xml:space="preserve">Built real-time dashboard features with </w:t>
       </w:r>
       <w:r>
@@ -925,6 +975,7 @@
         <w:jc w:val="both"/>
       </w:pPr>
       <w:r>
+        <w:lastRenderedPageBreak/>
         <w:t xml:space="preserve">Improved slow page loads by lazy-loading Angular modules, splitting large bundles, optimizing API pagination, and reducing average dashboard load time by </w:t>
       </w:r>
       <w:r>
@@ -996,16 +1047,7 @@
         <w:t>GitHub Actions</w:t>
       </w:r>
       <w:r>
-        <w:t xml:space="preserve">, and AWS deployment pipelines, reducing failed deployments by </w:t>
-      </w:r>
-      <w:r>
-        <w:rPr>
-          <w:rStyle w:val="Strong"/>
-        </w:rPr>
-        <w:t>26%</w:t>
-      </w:r>
-      <w:r>
-        <w:t xml:space="preserve"> through better environment validation.</w:t>
+        <w:t>, and AWS deployment pipelines, reducing failed deployments through better environment validation.</w:t>
       </w:r>
     </w:p>
     <w:p>
@@ -1269,11 +1311,18 @@
       <w:r>
         <w:rPr>
           <w:rStyle w:val="Strong"/>
-        </w:rPr>
-        <w:t xml:space="preserve"> 3.7–4.6</w:t>
-      </w:r>
-      <w:r>
-        <w:t>, Express, PostgreSQL, and AWS services for scalable tenant and owner workflows.</w:t>
+          <w:b w:val="0"/>
+        </w:rPr>
+        <w:t>,</w:t>
+      </w:r>
+      <w:r>
+        <w:rPr>
+          <w:rStyle w:val="Strong"/>
+        </w:rPr>
+        <w:t xml:space="preserve"> </w:t>
+      </w:r>
+      <w:r>
+        <w:t>Express, PostgreSQL, and AWS services for scalable tenant and owner workflows.</w:t>
       </w:r>
     </w:p>
     <w:p>
@@ -1346,16 +1395,7 @@
         <w:t>-based Node.js</w:t>
       </w:r>
       <w:r>
-        <w:t xml:space="preserve"> modules with stronger interfaces, reducing runtime type-related defects by </w:t>
-      </w:r>
-      <w:r>
-        <w:rPr>
-          <w:rStyle w:val="Strong"/>
-        </w:rPr>
-        <w:t>21%</w:t>
-      </w:r>
-      <w:r>
-        <w:t xml:space="preserve"> during release cycles.</w:t>
+        <w:t xml:space="preserve"> modules with stronger interfaces, reducing runtime type-related defects during release cycles.</w:t>
       </w:r>
     </w:p>
     <w:p>
@@ -1457,16 +1497,7 @@
       </w:r>
       <w:proofErr w:type="spellEnd"/>
       <w:r>
-        <w:t xml:space="preserve">, test gates, environment variables, and release rollback steps, reducing broken staging builds by </w:t>
-      </w:r>
-      <w:r>
-        <w:rPr>
-          <w:rStyle w:val="Strong"/>
-        </w:rPr>
-        <w:t>19%</w:t>
-      </w:r>
-      <w:r>
-        <w:t>.</w:t>
+        <w:t>, test gates, environment variables, and release rollback steps, reducing broken staging builds.</w:t>
       </w:r>
     </w:p>
     <w:p>
@@ -1662,7 +1693,6 @@
         <w:jc w:val="both"/>
       </w:pPr>
       <w:r>
-        <w:lastRenderedPageBreak/>
         <w:t>Migrated selected AngularJS screens into newer Angular components while preserving existing routing and business rules, reducing migration risk for active customer workflows.</w:t>
       </w:r>
     </w:p>
@@ -1676,6 +1706,7 @@
         <w:jc w:val="both"/>
       </w:pPr>
       <w:r>
+        <w:lastRenderedPageBreak/>
         <w:t>Built RESTful Node.js APIs for donor records, campaign activity, and reporting data, improving service reuse across internal applications and customer-facing modules.</w:t>
       </w:r>
     </w:p>
@@ -1697,16 +1728,7 @@
       </w:r>
       <w:proofErr w:type="spellEnd"/>
       <w:r>
-        <w:t xml:space="preserve">-based request handling, and cleaner service boundaries, improving page responsiveness by </w:t>
-      </w:r>
-      <w:r>
-        <w:rPr>
-          <w:rStyle w:val="Strong"/>
-        </w:rPr>
-        <w:t>18%</w:t>
-      </w:r>
-      <w:r>
-        <w:t>.</w:t>
+        <w:t>-based request handling, and cleaner service boundaries, improving page responsiveness.</w:t>
       </w:r>
     </w:p>
     <w:p>
@@ -1732,16 +1754,7 @@
         <w:jc w:val="both"/>
       </w:pPr>
       <w:r>
-        <w:t xml:space="preserve">Implemented form validation improvements for donation and contact management screens, reducing user-submitted data errors by </w:t>
-      </w:r>
-      <w:r>
-        <w:rPr>
-          <w:rStyle w:val="Strong"/>
-        </w:rPr>
-        <w:t>22%</w:t>
-      </w:r>
-      <w:r>
-        <w:t xml:space="preserve"> in key workflows.</w:t>
+        <w:t>Implemented form validation improvements for donation and contact management screens, reducing user-submitted data errors by in key workflows.</w:t>
       </w:r>
     </w:p>
     <w:p>
@@ -1928,7 +1941,7 @@
         <w:rPr>
           <w:rStyle w:val="Strong"/>
         </w:rPr>
-        <w:t>Node.js 4–6</w:t>
+        <w:t>Node.js</w:t>
       </w:r>
       <w:r>
         <w:t>, Express, Bootstrap, MongoDB, and REST APIs for government communication workflows.</w:t>
@@ -1970,13 +1983,10 @@
         <w:jc w:val="both"/>
       </w:pPr>
       <w:r>
-        <w:t xml:space="preserve">Fixed a recurring production issue where large public records requests caused timeout failures, adding pagination and query limits to reduce failures by </w:t>
-      </w:r>
-      <w:r>
-        <w:rPr>
-          <w:rStyle w:val="Strong"/>
-        </w:rPr>
-        <w:t>17%</w:t>
+        <w:t>Fixed a recurring production issue where large public records requests caused timeout failures, adding pagination and qu</w:t>
+      </w:r>
+      <w:r>
+        <w:t>ery limits to reduce failures</w:t>
       </w:r>
       <w:r>
         <w:t>.</w:t>
@@ -2175,10 +2185,10 @@
         <w:rPr>
           <w:rStyle w:val="Strong"/>
         </w:rPr>
-        <w:t>Node.js 0.10/0.12</w:t>
-      </w:r>
-      <w:r>
-        <w:t>, Express 3/4, JavaScript, jQuery, Bootstrap 3, MySQL, and early REST APIs.</w:t>
+        <w:t>Node.js 0.10</w:t>
+      </w:r>
+      <w:r>
+        <w:t>, Express 3, JavaScript, jQuery, Bootstrap 3, MySQL, and early REST APIs.</w:t>
       </w:r>
     </w:p>
     <w:p>
@@ -2204,17 +2214,7 @@
         <w:jc w:val="both"/>
       </w:pPr>
       <w:r>
-        <w:lastRenderedPageBreak/>
-        <w:t xml:space="preserve">Fixed UI and backend bugs involving incorrect ticket status changes, improving service desk workflow accuracy by </w:t>
-      </w:r>
-      <w:r>
-        <w:rPr>
-          <w:rStyle w:val="Strong"/>
-        </w:rPr>
-        <w:t>16%</w:t>
-      </w:r>
-      <w:r>
-        <w:t xml:space="preserve"> after validation rules were added.</w:t>
+        <w:t>Fixed UI and backend bugs involving incorrect ticket status changes, improving service desk workflow accuracy after validation rules were added.</w:t>
       </w:r>
     </w:p>
     <w:p>
@@ -2227,6 +2227,7 @@
         <w:jc w:val="both"/>
       </w:pPr>
       <w:r>
+        <w:lastRenderedPageBreak/>
         <w:t>Assisted with migration from older callback-heavy Node.js code toward cleaner Express 4 route structure, shared middleware, and reusable helper functions.</w:t>
       </w:r>
     </w:p>
@@ -6201,7 +6202,7 @@
 </file>
 
 <file path=customXml/itemProps1.xml><?xml version="1.0" encoding="utf-8"?>
-<ds:datastoreItem xmlns:ds="http://schemas.openxmlformats.org/officeDocument/2006/customXml" ds:itemID="{7D381132-0AE1-4835-A7CE-6F5044C1D4F9}">
+<ds:datastoreItem xmlns:ds="http://schemas.openxmlformats.org/officeDocument/2006/customXml" ds:itemID="{9B62405D-1156-423B-BDA5-DAA5F0BC35AA}">
   <ds:schemaRefs>
     <ds:schemaRef ds:uri="http://schemas.openxmlformats.org/officeDocument/2006/bibliography"/>
   </ds:schemaRefs>
